--- a/dist/SUBMISSION_FINAL/P6_Meta_APJM/01_manuscript_blinded.docx
+++ b/dist/SUBMISSION_FINAL/P6_Meta_APJM/01_manuscript_blinded.docx
@@ -68,7 +68,7 @@
           <w:iCs/>
           <w:i/>
         </w:rPr>
-        <w:t xml:space="preserve">Version 1.4, June 2026 (target journal: APJM; v1.4 retargets from MIR to APJM per stronger geographic and theoretical fit; preserves CIMT theoretical framing developed in v1.3)</w:t>
+        <w:t xml:space="preserve">Version 1.5, June 2026 (target journal: APJM; v1.5 retargets from MIR to APJM per stronger geographic and theoretical fit; reframes the §2.2 capability-institution mechanism as an integrated synthesis of established literatures rather than a novel named theory)</w:t>
       </w:r>
     </w:p>
     <w:p>
@@ -1146,13 +1146,13 @@
       </w:r>
     </w:p>
     <w:bookmarkEnd w:id="22"/>
-    <w:bookmarkStart w:id="23" w:name="X5a265616be60724cd853da768753e8fd72994b5"/>
+    <w:bookmarkStart w:id="23" w:name="X5dffe476b9009563b53fe7abe14cb4a2379ed00"/>
     <w:p>
       <w:pPr>
         <w:pStyle w:val="Heading3"/>
       </w:pPr>
       <w:r>
-        <w:t xml:space="preserve">2.2 Capability–Institution Mismatch Theory (CIMT)</w:t>
+        <w:t xml:space="preserve">2.2 An Integrated Capability–Institution Mechanism</w:t>
       </w:r>
     </w:p>
     <w:p>
@@ -1160,23 +1160,7 @@
         <w:pStyle w:val="FirstParagraph"/>
       </w:pPr>
       <w:r>
-        <w:t xml:space="preserve">This study proposes</w:t>
-      </w:r>
-      <w:r>
-        <w:t xml:space="preserve"> </w:t>
-      </w:r>
-      <w:r>
-        <w:rPr>
-          <w:iCs/>
-          <w:i/>
-        </w:rPr>
-        <w:t xml:space="preserve">Capability–Institution Mismatch Theory</w:t>
-      </w:r>
-      <w:r>
-        <w:t xml:space="preserve"> </w:t>
-      </w:r>
-      <w:r>
-        <w:t xml:space="preserve">(CIMT) to explain ICRV-driven heterogeneity in I-P effects. CIMT’s core claim is that productivity returns to international expansion depend on the degree to which home-country institutions enable firm capabilities to be deployed productively across borders, through three mechanisms. (i)</w:t>
+        <w:t xml:space="preserve">This study synthesises three established literatures into an integrated mechanism that links the ICRV institutional gradient to heterogeneity in I-P effects. The core proposition is that productivity returns to international expansion depend on the degree to which home-country institutions enable firm capabilities to be deployed productively across borders, through three established channels. (i)</w:t>
       </w:r>
       <w:r>
         <w:t xml:space="preserve"> </w:t>
@@ -1231,7 +1215,7 @@
         <w:t xml:space="preserve"> </w:t>
       </w:r>
       <w:r>
-        <w:t xml:space="preserve">= 238 global corpus is the first classifier capable of testing CIMT meta-analytically across economies from Singapore (WGI +1.84) to Pakistan (WGI −0.55) and Iran (WGI −0.74).</w:t>
+        <w:t xml:space="preserve">= 238 global corpus is the first classifier capable of testing this institutional-gradient mechanism meta-analytically across economies from Singapore (WGI +1.84) to Pakistan (WGI −0.55) and Iran (WGI −0.74).</w:t>
       </w:r>
     </w:p>
     <w:p>
@@ -1313,7 +1297,7 @@
         <w:t xml:space="preserve">E1a</w:t>
       </w:r>
       <w:r>
-        <w:t xml:space="preserve">, ICRV-I shows the largest pooled effect (all three CIMT mechanisms active).</w:t>
+        <w:t xml:space="preserve">, ICRV-I shows the largest pooled effect (all three §2.2 mechanisms active simultaneously).</w:t>
       </w:r>
       <w:r>
         <w:t xml:space="preserve"> </w:t>
@@ -10001,7 +9985,7 @@
         <w:t xml:space="preserve"> </w:t>
       </w:r>
       <w:r>
-        <w:t xml:space="preserve">= 0.079 vs. 0.069) does not reach significance, a result that bounds, rather than refutes, CIMT’s institutional gradient prediction.</w:t>
+        <w:t xml:space="preserve">= 0.079 vs. 0.069) does not reach significance, a result that bounds, rather than refutes, the institutional-gradient prediction developed in §2.2.</w:t>
       </w:r>
     </w:p>
     <w:bookmarkEnd w:id="69"/>

--- a/dist/SUBMISSION_FINAL/P6_Meta_APJM/01_manuscript_blinded.docx
+++ b/dist/SUBMISSION_FINAL/P6_Meta_APJM/01_manuscript_blinded.docx
@@ -2,32 +2,6 @@
 <file path=word/document.xml><?xml version="1.0" encoding="utf-8"?>
 <w:document xmlns:w="http://schemas.openxmlformats.org/wordprocessingml/2006/main" xmlns:m="http://schemas.openxmlformats.org/officeDocument/2006/math" xmlns:r="http://schemas.openxmlformats.org/officeDocument/2006/relationships" xmlns:o="urn:schemas-microsoft-com:office:office" xmlns:v="urn:schemas-microsoft-com:vml" xmlns:w10="urn:schemas-microsoft-com:office:word" xmlns:a="http://schemas.openxmlformats.org/drawingml/2006/main" xmlns:pic="http://schemas.openxmlformats.org/drawingml/2006/picture" xmlns:wp="http://schemas.openxmlformats.org/drawingml/2006/wordprocessingDrawing">
   <w:body>
-    <w:sdt>
-      <w:sdtPr>
-        <w:docPartObj>
-          <w:docPartGallery w:val="Table of Contents"/>
-          <w:docPartUnique/>
-        </w:docPartObj>
-      </w:sdtPr>
-      <w:sdtContent>
-        <w:p>
-          <w:pPr>
-            <w:pStyle w:val="TOCHeading"/>
-          </w:pPr>
-          <w:r>
-            <w:t xml:space="preserve">Table of Contents</w:t>
-          </w:r>
-        </w:p>
-        <w:p>
-          <w:r>
-            <w:fldChar w:fldCharType="begin" w:dirty="true"/>
-            <w:instrText xml:space="preserve">TOC \o "1-2" \h \z \u</w:instrText>
-            <w:fldChar w:fldCharType="separate"/>
-            <w:fldChar w:fldCharType="end"/>
-          </w:r>
-        </w:p>
-      </w:sdtContent>
-    </w:sdt>
     <w:bookmarkStart w:id="82" w:name="X71f68986ebdedfa6a7fda36701097f5cdd5e3a2"/>
     <w:p>
       <w:pPr>
@@ -68,7 +42,7 @@
           <w:iCs/>
           <w:i/>
         </w:rPr>
-        <w:t xml:space="preserve">Version 1.5, June 2026 (target journal: APJM; v1.5 retargets from MIR to APJM per stronger geographic and theoretical fit; reframes the §2.2 capability-institution mechanism as an integrated synthesis of established literatures rather than a novel named theory)</w:t>
+        <w:t xml:space="preserve">Version 1.6, June 2026 (target journal: APJM; v1.5 retargeted from MIR to APJM per stronger geographic and theoretical fit; v1.6 names the §2.2 mechanism as Capability–Institution Mismatch Theory (CIMT) and positions it explicitly as a middle-range integrative framework developed by the wider dissertation, synthesising three established channels — rent protection, LoF attenuation, and institutional-void amplification — into a single mechanism testable against the ICRV institutional gradient)</w:t>
       </w:r>
     </w:p>
     <w:p>
@@ -506,7 +480,7 @@
         <w:pStyle w:val="BodyText"/>
       </w:pPr>
       <w:r>
-        <w:t xml:space="preserve">The present study’s starting point is the ICBEF 2025 baseline (Author Citation, 2024, ICBEF):</w:t>
+        <w:t xml:space="preserve">The present study’s starting point is an earlier author-presented Asia-Pacific meta-analytic baseline (blinded author reference, 2024 conference proceedings):</w:t>
       </w:r>
       <w:r>
         <w:t xml:space="preserve"> </w:t>
@@ -654,7 +628,7 @@
         <w:pStyle w:val="BodyText"/>
       </w:pPr>
       <w:r>
-        <w:t xml:space="preserve">This paper addresses all three gaps through a systematic search expanding the ICBEF 2025 baseline from</w:t>
+        <w:t xml:space="preserve">This paper addresses all three gaps through a systematic search expanding the earlier author baseline from</w:t>
       </w:r>
       <w:r>
         <w:t xml:space="preserve"> </w:t>
@@ -803,7 +777,7 @@
         <w:t xml:space="preserve"> </w:t>
       </w:r>
       <w:r>
-        <w:t xml:space="preserve">= 288) replicates the ICBEF 2025 baseline. ICRV full-sample</w:t>
+        <w:t xml:space="preserve">= 288) replicates the earlier author baseline. ICRV full-sample</w:t>
       </w:r>
       <w:r>
         <w:t xml:space="preserve"> </w:t>
@@ -1146,13 +1120,13 @@
       </w:r>
     </w:p>
     <w:bookmarkEnd w:id="22"/>
-    <w:bookmarkStart w:id="23" w:name="X5dffe476b9009563b53fe7abe14cb4a2379ed00"/>
+    <w:bookmarkStart w:id="23" w:name="X7d526e7353bebcd25a385955d8adf0b4b46bbac"/>
     <w:p>
       <w:pPr>
         <w:pStyle w:val="Heading3"/>
       </w:pPr>
       <w:r>
-        <w:t xml:space="preserve">2.2 An Integrated Capability–Institution Mechanism</w:t>
+        <w:t xml:space="preserve">2.2 Capability–Institution Mismatch Theory (CIMT): A Middle-Range Integrative Framework</w:t>
       </w:r>
     </w:p>
     <w:p>
@@ -1160,106 +1134,78 @@
         <w:pStyle w:val="FirstParagraph"/>
       </w:pPr>
       <w:r>
-        <w:t xml:space="preserve">This study synthesises three established literatures into an integrated mechanism that links the ICRV institutional gradient to heterogeneity in I-P effects. The core proposition is that productivity returns to international expansion depend on the degree to which home-country institutions enable firm capabilities to be deployed productively across borders, through three established channels. (i)</w:t>
-      </w:r>
-      <w:r>
-        <w:t xml:space="preserve"> </w:t>
-      </w:r>
-      <w:r>
-        <w:rPr>
-          <w:iCs/>
-          <w:i/>
-        </w:rPr>
-        <w:t xml:space="preserve">Rent protection</w:t>
-      </w:r>
-      <w:r>
-        <w:t xml:space="preserve">: in high-quality institutional environments (ICRV-I), strong IP protection and contract enforcement preserve proprietary rents across foreign markets, attenuating knowledge leakage and imitation risk (Kogut &amp; Zander, 1993; Zaheer, 1995). (ii)</w:t>
-      </w:r>
-      <w:r>
-        <w:t xml:space="preserve"> </w:t>
-      </w:r>
-      <w:r>
-        <w:rPr>
-          <w:iCs/>
-          <w:i/>
-        </w:rPr>
-        <w:t xml:space="preserve">Liability-of-foreignness attenuation</w:t>
-      </w:r>
-      <w:r>
-        <w:t xml:space="preserve">: transparent regulation and low corruption shrink the information asymmetries and discriminatory treatment that generate LOF (Peng et al., 2008; Zaheer, 1995), letting firms capture a larger share of cross-border productivity gains. (iii)</w:t>
-      </w:r>
-      <w:r>
-        <w:t xml:space="preserve"> </w:t>
-      </w:r>
-      <w:r>
-        <w:rPr>
-          <w:iCs/>
-          <w:i/>
-        </w:rPr>
-        <w:t xml:space="preserve">Institutional-void amplification</w:t>
-      </w:r>
-      <w:r>
-        <w:t xml:space="preserve">: in weak environments, firms must invest in substitute governance (relationship capital, political connections, informal contracts) that absorb managerial attention and depress net returns (Khanna &amp; Palepu, 2010); as institutional quality falls along the ICRV spectrum, these costs accumulate. Prior meta-analyses have not tested this gradient at the resolution required because they used coarse global classifications; the ICRV 6-regime taxonomy anchored to WGI Rule of Law (2023 vintage) and applied to the</w:t>
-      </w:r>
-      <w:r>
-        <w:t xml:space="preserve"> </w:t>
-      </w:r>
-      <w:r>
-        <w:rPr>
-          <w:iCs/>
-          <w:i/>
-        </w:rPr>
-        <w:t xml:space="preserve">k</w:t>
-      </w:r>
-      <w:r>
-        <w:t xml:space="preserve"> </w:t>
-      </w:r>
-      <w:r>
-        <w:t xml:space="preserve">= 238 global corpus is the first classifier capable of testing this institutional-gradient mechanism meta-analytically across economies from Singapore (WGI +1.84) to Pakistan (WGI −0.55) and Iran (WGI −0.74).</w:t>
-      </w:r>
-    </w:p>
-    <w:p>
-      <w:pPr>
-        <w:pStyle w:val="BodyText"/>
-      </w:pPr>
+        <w:t xml:space="preserve">This study develops</w:t>
+      </w:r>
+      <w:r>
+        <w:t xml:space="preserve"> </w:t>
+      </w:r>
       <w:r>
         <w:rPr>
           <w:bCs/>
           <w:b/>
         </w:rPr>
-        <w:t xml:space="preserve">Hypothesis 1 (H1, ICRV between-regime heterogeneity).</w:t>
-      </w:r>
-      <w:r>
-        <w:t xml:space="preserve"> </w:t>
-      </w:r>
-      <w:r>
-        <w:t xml:space="preserve">Pooled I-P effects vary systematically across ICRV regimes, with Advanced-regime studies showing the largest average effects (rent-protection + LOF-attenuation + void-cost reduction operating simultaneously). Formally: the between-regime</w:t>
-      </w:r>
-      <w:r>
-        <w:t xml:space="preserve"> </w:t>
-      </w:r>
-      <w:r>
-        <w:rPr>
-          <w:iCs/>
-          <w:i/>
-        </w:rPr>
-        <w:t xml:space="preserve">Q</w:t>
-      </w:r>
-      <w:r>
-        <w:t xml:space="preserve">_M for ICRV is significant (</w:t>
-      </w:r>
-      <w:r>
-        <w:rPr>
-          <w:iCs/>
-          <w:i/>
-        </w:rPr>
-        <w:t xml:space="preserve">p</w:t>
-      </w:r>
-      <w:r>
-        <w:t xml:space="preserve"> </w:t>
-      </w:r>
-      <w:r>
-        <w:t xml:space="preserve">&lt;.05), and the ICRV-I point estimate exceeds those for Emerging (ICRV-III) and Mixed-regime (MX). The directional order among Frontier studies (ICRV-FR) is treated as exploratory pending adequate</w:t>
+        <w:t xml:space="preserve">Capability–Institution Mismatch Theory (CIMT)</w:t>
+      </w:r>
+      <w:r>
+        <w:t xml:space="preserve"> </w:t>
+      </w:r>
+      <w:r>
+        <w:t xml:space="preserve">as a middle-range integrative framework that links the ICRV institutional gradient to heterogeneity in I-P effects. Following Whetten (1989) and Corley and Gioia (2011), CIMT is not advanced as a novel grand theory but as an integrative middle-range account (Merton, 1968) that synthesises three established channels — already developed in prior IB literature — into a single testable mechanism. The core proposition is that productivity returns to international expansion depend on the degree of</w:t>
+      </w:r>
+      <w:r>
+        <w:t xml:space="preserve"> </w:t>
+      </w:r>
+      <w:r>
+        <w:rPr>
+          <w:iCs/>
+          <w:i/>
+        </w:rPr>
+        <w:t xml:space="preserve">match</w:t>
+      </w:r>
+      <w:r>
+        <w:t xml:space="preserve"> </w:t>
+      </w:r>
+      <w:r>
+        <w:t xml:space="preserve">between firm capabilities and the home-country institutional regime in which those capabilities must be deployed; where capability and institution are out of phase, the three channels below jointly attenuate, redirect, or invert the I-P payoff. CIMT operates as the umbrella mechanism, the ICRV taxonomy (§2.1) operationalises the institutional gradient on which mismatch is observed, and the firm-level digital-capability moderation (CDCM, §2.3 in the parallel firm-level capstone study) serves as the observable signature of mismatch under digital conditions. The three channels are as follows. (i)</w:t>
+      </w:r>
+      <w:r>
+        <w:t xml:space="preserve"> </w:t>
+      </w:r>
+      <w:r>
+        <w:rPr>
+          <w:iCs/>
+          <w:i/>
+        </w:rPr>
+        <w:t xml:space="preserve">Rent protection</w:t>
+      </w:r>
+      <w:r>
+        <w:t xml:space="preserve">: in high-quality institutional environments (ICRV-I), strong IP protection and contract enforcement preserve proprietary rents across foreign markets, attenuating knowledge leakage and imitation risk (Kogut &amp; Zander, 1993; Zaheer, 1995). (ii)</w:t>
+      </w:r>
+      <w:r>
+        <w:t xml:space="preserve"> </w:t>
+      </w:r>
+      <w:r>
+        <w:rPr>
+          <w:iCs/>
+          <w:i/>
+        </w:rPr>
+        <w:t xml:space="preserve">Liability-of-foreignness attenuation</w:t>
+      </w:r>
+      <w:r>
+        <w:t xml:space="preserve">: transparent regulation and low corruption shrink the information asymmetries and discriminatory treatment that generate LOF (Peng et al., 2008; Zaheer, 1995), letting firms capture a larger share of cross-border productivity gains. (iii)</w:t>
+      </w:r>
+      <w:r>
+        <w:t xml:space="preserve"> </w:t>
+      </w:r>
+      <w:r>
+        <w:rPr>
+          <w:iCs/>
+          <w:i/>
+        </w:rPr>
+        <w:t xml:space="preserve">Institutional-void amplification</w:t>
+      </w:r>
+      <w:r>
+        <w:t xml:space="preserve">: in weak environments, firms must invest in substitute governance (relationship capital, political connections, informal contracts) that absorb managerial attention and depress net returns (Khanna &amp; Palepu, 2010); as institutional quality falls along the ICRV spectrum, these costs accumulate. Prior meta-analyses have not tested this gradient at the resolution required because they used coarse global classifications; the ICRV 6-regime taxonomy anchored to WGI Rule of Law (2023 vintage) and applied to the</w:t>
       </w:r>
       <w:r>
         <w:t xml:space="preserve"> </w:t>
@@ -1272,32 +1218,79 @@
         <w:t xml:space="preserve">k</w:t>
       </w:r>
       <w:r>
-        <w:t xml:space="preserve">.</w:t>
+        <w:t xml:space="preserve"> </w:t>
+      </w:r>
+      <w:r>
+        <w:t xml:space="preserve">= 238 global corpus is the first classifier capable of testing this institutional-gradient mechanism meta-analytically across economies from Singapore (WGI +1.84) to Pakistan (WGI −0.55) and Iran (WGI −0.74).</w:t>
       </w:r>
     </w:p>
     <w:p>
       <w:pPr>
         <w:pStyle w:val="BodyText"/>
       </w:pPr>
-      <w:r>
-        <w:rPr>
-          <w:iCs/>
-          <w:i/>
-        </w:rPr>
-        <w:t xml:space="preserve">Exploratory Propositions:</w:t>
-      </w:r>
-      <w:r>
-        <w:t xml:space="preserve"> </w:t>
-      </w:r>
       <w:r>
         <w:rPr>
           <w:bCs/>
           <w:b/>
         </w:rPr>
-        <w:t xml:space="preserve">E1a</w:t>
-      </w:r>
-      <w:r>
-        <w:t xml:space="preserve">, ICRV-I shows the largest pooled effect (all three §2.2 mechanisms active simultaneously).</w:t>
+        <w:t xml:space="preserve">Hypothesis 1 (H1, ICRV between-regime heterogeneity).</w:t>
+      </w:r>
+      <w:r>
+        <w:t xml:space="preserve"> </w:t>
+      </w:r>
+      <w:r>
+        <w:t xml:space="preserve">Pooled I-P effects vary systematically across ICRV regimes, with Advanced-regime studies showing the largest average effects (rent-protection + LOF-attenuation + void-cost reduction operating simultaneously). Formally: the between-regime</w:t>
+      </w:r>
+      <w:r>
+        <w:t xml:space="preserve"> </w:t>
+      </w:r>
+      <w:r>
+        <w:rPr>
+          <w:iCs/>
+          <w:i/>
+        </w:rPr>
+        <w:t xml:space="preserve">Q</w:t>
+      </w:r>
+      <w:r>
+        <w:t xml:space="preserve">_M for ICRV is significant (</w:t>
+      </w:r>
+      <w:r>
+        <w:rPr>
+          <w:iCs/>
+          <w:i/>
+        </w:rPr>
+        <w:t xml:space="preserve">p</w:t>
+      </w:r>
+      <w:r>
+        <w:t xml:space="preserve"> </w:t>
+      </w:r>
+      <w:r>
+        <w:t xml:space="preserve">&lt;.05), and the ICRV-I point estimate exceeds those for Emerging (ICRV-III) and Mixed-regime (MX). The directional order among Frontier studies (ICRV-FR) is treated as exploratory pending adequate</w:t>
+      </w:r>
+      <w:r>
+        <w:t xml:space="preserve"> </w:t>
+      </w:r>
+      <w:r>
+        <w:rPr>
+          <w:iCs/>
+          <w:i/>
+        </w:rPr>
+        <w:t xml:space="preserve">k</w:t>
+      </w:r>
+      <w:r>
+        <w:t xml:space="preserve">.</w:t>
+      </w:r>
+    </w:p>
+    <w:p>
+      <w:pPr>
+        <w:pStyle w:val="BodyText"/>
+      </w:pPr>
+      <w:r>
+        <w:rPr>
+          <w:iCs/>
+          <w:i/>
+        </w:rPr>
+        <w:t xml:space="preserve">Exploratory Propositions:</w:t>
       </w:r>
       <w:r>
         <w:t xml:space="preserve"> </w:t>
@@ -1307,6 +1300,19 @@
           <w:bCs/>
           <w:b/>
         </w:rPr>
+        <w:t xml:space="preserve">E1a</w:t>
+      </w:r>
+      <w:r>
+        <w:t xml:space="preserve">, ICRV-I shows the largest pooled effect (all three §2.2 mechanisms active simultaneously).</w:t>
+      </w:r>
+      <w:r>
+        <w:t xml:space="preserve"> </w:t>
+      </w:r>
+      <w:r>
+        <w:rPr>
+          <w:bCs/>
+          <w:b/>
+        </w:rPr>
         <w:t xml:space="preserve">E1b</w:t>
       </w:r>
       <w:r>
@@ -1742,7 +1748,7 @@
       <w:r>
         <w:drawing>
           <wp:inline>
-            <wp:extent cx="5334000" cy="3439740"/>
+            <wp:extent cx="5753100" cy="3710006"/>
             <wp:effectExtent b="0" l="0" r="0" t="0"/>
             <wp:docPr descr="Figure 1: Conceptual model, Three-level MARA with ICRV, cDAI, and DPL moderators" title="" id="28" name="Picture"/>
             <a:graphic>
@@ -1763,7 +1769,7 @@
                   <pic:spPr bwMode="auto">
                     <a:xfrm>
                       <a:off x="0" y="0"/>
-                      <a:ext cx="5334000" cy="3439740"/>
+                      <a:ext cx="5753100" cy="3710006"/>
                     </a:xfrm>
                     <a:prstGeom prst="rect">
                       <a:avLst/>
@@ -2904,7 +2910,7 @@
       <w:r>
         <w:drawing>
           <wp:inline>
-            <wp:extent cx="5334000" cy="6743997"/>
+            <wp:extent cx="5753100" cy="7273882"/>
             <wp:effectExtent b="0" l="0" r="0" t="0"/>
             <wp:docPr descr="Figure 7. PRISMA 2020 two-path flow diagram. Path A (left, blue): the analyzed corpus k = 238 / K = 288, complete. Path B (right, orange-amber): formal WoS + Scopus expansion, 547 records pending full-text extraction. The final analyzed corpus pools to Path A only at the current build." title="" id="34" name="Picture"/>
             <a:graphic>
@@ -2925,7 +2931,7 @@
                   <pic:spPr bwMode="auto">
                     <a:xfrm>
                       <a:off x="0" y="0"/>
-                      <a:ext cx="5334000" cy="6743997"/>
+                      <a:ext cx="5753100" cy="7273882"/>
                     </a:xfrm>
                     <a:prstGeom prst="rect">
                       <a:avLst/>
@@ -5851,7 +5857,7 @@
       <w:r>
         <w:drawing>
           <wp:inline>
-            <wp:extent cx="5334000" cy="2361481"/>
+            <wp:extent cx="5753100" cy="2547026"/>
             <wp:effectExtent b="0" l="0" r="0" t="0"/>
             <wp:docPr descr="Figure 6. Distribution of primary studies by publication year (k = 238). The corpus is right-skewed toward post-2000 publications, with the 2010–2022 window accounting for 59% of the studies. Sparse pre-1990 density precludes a separate early-period subgroup; DPL phase boundaries (2009, 2014) are anchored to digital-coordination diffusion landmarks rather than to within-corpus density." title="" id="47" name="Picture"/>
             <a:graphic>
@@ -5872,7 +5878,7 @@
                   <pic:spPr bwMode="auto">
                     <a:xfrm>
                       <a:off x="0" y="0"/>
-                      <a:ext cx="5334000" cy="2361481"/>
+                      <a:ext cx="5753100" cy="2547026"/>
                     </a:xfrm>
                     <a:prstGeom prst="rect">
                       <a:avLst/>
@@ -5918,7 +5924,7 @@
           <w:bCs/>
           <w:b/>
         </w:rPr>
-        <w:t xml:space="preserve">ICBEF 2025 single-level baseline (MetaEssentials 1.5, k = 113):</w:t>
+        <w:t xml:space="preserve">Earlier author single-level baseline (MetaEssentials 1.5, k = 113):</w:t>
       </w:r>
     </w:p>
     <w:p>
@@ -5945,19 +5951,11 @@
             </m:e>
             <m:sub>
               <m:r>
-                <m:t>I</m:t>
-              </m:r>
-              <m:r>
-                <m:t>C</m:t>
-              </m:r>
-              <m:r>
-                <m:t>B</m:t>
-              </m:r>
-              <m:r>
-                <m:t>E</m:t>
-              </m:r>
-              <m:r>
-                <m:t>F</m:t>
+                <m:rPr>
+                  <m:nor/>
+                  <m:sty m:val="p"/>
+                </m:rPr>
+                <m:t>earlier</m:t>
               </m:r>
             </m:sub>
           </m:sSub>
@@ -6071,19 +6069,11 @@
             </m:e>
             <m:sub>
               <m:r>
-                <m:t>I</m:t>
-              </m:r>
-              <m:r>
-                <m:t>C</m:t>
-              </m:r>
-              <m:r>
-                <m:t>B</m:t>
-              </m:r>
-              <m:r>
-                <m:t>E</m:t>
-              </m:r>
-              <m:r>
-                <m:t>F</m:t>
+                <m:rPr>
+                  <m:nor/>
+                  <m:sty m:val="p"/>
+                </m:rPr>
+                <m:t>earlier</m:t>
               </m:r>
             </m:sub>
             <m:sup>
@@ -6545,7 +6535,7 @@
         <w:t xml:space="preserve"> </w:t>
       </w:r>
       <w:r>
-        <w:t xml:space="preserve">= 0.074) is consistent with the ICBEF 2025 single-level baseline (</w:t>
+        <w:t xml:space="preserve">= 0.074) is consistent with the earlier author single-level baseline (</w:t>
       </w:r>
       <w:r>
         <w:rPr>
@@ -7257,7 +7247,7 @@
       <w:r>
         <w:drawing>
           <wp:inline>
-            <wp:extent cx="5334000" cy="3180366"/>
+            <wp:extent cx="5753100" cy="3430252"/>
             <wp:effectExtent b="0" l="0" r="0" t="0"/>
             <wp:docPr descr="Figure 2: ICRV regime forest plot, subgroup pooled effects with 95% CI" title="" id="52" name="Picture"/>
             <a:graphic>
@@ -7278,7 +7268,7 @@
                   <pic:spPr bwMode="auto">
                     <a:xfrm>
                       <a:off x="0" y="0"/>
-                      <a:ext cx="5334000" cy="3180366"/>
+                      <a:ext cx="5753100" cy="3430252"/>
                     </a:xfrm>
                     <a:prstGeom prst="rect">
                       <a:avLst/>
@@ -8260,7 +8250,7 @@
       <w:r>
         <w:drawing>
           <wp:inline>
-            <wp:extent cx="5334000" cy="4083020"/>
+            <wp:extent cx="5753100" cy="4403829"/>
             <wp:effectExtent b="0" l="0" r="0" t="0"/>
             <wp:docPr descr="Figure 3: DPL phase moderation, pooled I-P effect by digital adoption epoch" title="" id="57" name="Picture"/>
             <a:graphic>
@@ -8281,7 +8271,7 @@
                   <pic:spPr bwMode="auto">
                     <a:xfrm>
                       <a:off x="0" y="0"/>
-                      <a:ext cx="5334000" cy="4083020"/>
+                      <a:ext cx="5753100" cy="4403829"/>
                     </a:xfrm>
                     <a:prstGeom prst="rect">
                       <a:avLst/>
@@ -9008,7 +8998,7 @@
       <w:r>
         <w:drawing>
           <wp:inline>
-            <wp:extent cx="5334000" cy="4266240"/>
+            <wp:extent cx="5753100" cy="4601444"/>
             <wp:effectExtent b="0" l="0" r="0" t="0"/>
             <wp:docPr descr="Figure 4: Funnel plot with trim-and-fill imputed studies" title="" id="61" name="Picture"/>
             <a:graphic>
@@ -9029,7 +9019,7 @@
                   <pic:spPr bwMode="auto">
                     <a:xfrm>
                       <a:off x="0" y="0"/>
-                      <a:ext cx="5334000" cy="4266240"/>
+                      <a:ext cx="5753100" cy="4601444"/>
                     </a:xfrm>
                     <a:prstGeom prst="rect">
                       <a:avLst/>
@@ -9380,7 +9370,7 @@
       <w:r>
         <w:drawing>
           <wp:inline>
-            <wp:extent cx="5334000" cy="2344725"/>
+            <wp:extent cx="5753100" cy="2528953"/>
             <wp:effectExtent b="0" l="0" r="0" t="0"/>
             <wp:docPr descr="Figure 5: Leave-one-out sensitivity, pooled r̄ range across leave-one-out iterations" title="" id="65" name="Picture"/>
             <a:graphic>
@@ -9401,7 +9391,7 @@
                   <pic:spPr bwMode="auto">
                     <a:xfrm>
                       <a:off x="0" y="0"/>
-                      <a:ext cx="5334000" cy="2344725"/>
+                      <a:ext cx="5753100" cy="2528953"/>
                     </a:xfrm>
                     <a:prstGeom prst="rect">
                       <a:avLst/>
@@ -9539,7 +9529,7 @@
         <w:t xml:space="preserve"> </w:t>
       </w:r>
       <w:r>
-        <w:t xml:space="preserve">= 238, 49 economies) is consistent with country-level evidence from across the global study corpus, including the Asia-Pacific primary studies underlying the ICBEF 2025 baseline (Author Citation, 2024, ICBEF). The pooled effect is positive and significant, confirming that export-intensive firms tend to outperform domestically focused peers even after adjusting for firm size, age, and industry.</w:t>
+        <w:t xml:space="preserve">= 238, 49 economies) is consistent with country-level evidence from across the global study corpus, including the Asia-Pacific primary studies underlying the earlier author baseline (blinded reference, 2024 conference proceedings). The pooled effect is positive and significant, confirming that export-intensive firms tend to outperform domestically focused peers even after adjusting for firm size, age, and industry.</w:t>
       </w:r>
     </w:p>
     <w:p>
@@ -10013,7 +10003,7 @@
         <w:t xml:space="preserve"> </w:t>
       </w:r>
       <w:r>
-        <w:t xml:space="preserve">Extending the ICBEF 2025 Asia-Pacific baseline (</w:t>
+        <w:t xml:space="preserve">Extending the earlier author Asia-Pacific baseline (</w:t>
       </w:r>
       <w:r>
         <w:rPr>
@@ -10773,7 +10763,7 @@
         <w:t xml:space="preserve"> </w:t>
       </w:r>
       <w:r>
-        <w:t xml:space="preserve">= 288 effects, 49 economies), extending the ICBEF 2025 Asia-Pacific baseline (</w:t>
+        <w:t xml:space="preserve">= 288 effects, 49 economies), extending the earlier author Asia-Pacific baseline (</w:t>
       </w:r>
       <w:r>
         <w:rPr>
@@ -11470,23 +11460,7 @@
         <w:pStyle w:val="BodyText"/>
       </w:pPr>
       <w:r>
-        <w:t xml:space="preserve">Author Citation (2024, December).</w:t>
-      </w:r>
-      <w:r>
-        <w:t xml:space="preserve"> </w:t>
-      </w:r>
-      <w:r>
-        <w:rPr>
-          <w:iCs/>
-          <w:i/>
-        </w:rPr>
-        <w:t xml:space="preserve">Internationalization and firm performance: A meta-analysis review</w:t>
-      </w:r>
-      <w:r>
-        <w:t xml:space="preserve"> </w:t>
-      </w:r>
-      <w:r>
-        <w:t xml:space="preserve">[Paper presentation]. International conference on sustainable development in economics, business, and finance (ICBEF). [Author details removed for blind review.]</w:t>
+        <w:t xml:space="preserve">Blinded author reference (2024). [Conference paper presentation; full author details and conference venue withheld for blind review.]</w:t>
       </w:r>
     </w:p>
     <w:p>
@@ -12715,7 +12689,10 @@
     </w:p>
     <w:bookmarkEnd w:id="81"/>
     <w:bookmarkEnd w:id="82"/>
-    <w:sectPr/>
+    <w:sectPr>
+      <w:pgSz w:h="16838" w:w="11906"/>
+      <w:pgMar w:bottom="1417" w:left="1417" w:right="1417" w:top="1417"/>
+    </w:sectPr>
   </w:body>
 </w:document>
 </file>
@@ -12848,29 +12825,59 @@
   <w:style w:default="1" w:styleId="Normal" w:type="paragraph">
     <w:name w:val="Normal"/>
     <w:qFormat/>
+    <w:pPr>
+      <w:spacing w:line="276" w:lineRule="auto"/>
+      <w:jc w:val="both"/>
+    </w:pPr>
+    <w:rPr>
+      <w:rFonts w:ascii="Times New Roman" w:eastAsia="Times New Roman" w:hAnsi="Times New Roman"/>
+      <w:color w:val="000000"/>
+      <w:sz w:val="24"/>
+    </w:rPr>
   </w:style>
   <w:style w:styleId="BodyText" w:type="paragraph">
     <w:name w:val="Body Text"/>
     <w:basedOn w:val="Normal"/>
     <w:link w:val="BodyTextChar"/>
     <w:pPr>
-      <w:spacing w:after="180" w:before="180"/>
+      <w:spacing w:after="180" w:before="180" w:line="276" w:lineRule="auto"/>
+      <w:jc w:val="both"/>
     </w:pPr>
     <w:qFormat/>
+    <w:rPr>
+      <w:rFonts w:ascii="Times New Roman" w:eastAsia="Times New Roman" w:hAnsi="Times New Roman"/>
+      <w:color w:val="000000"/>
+      <w:sz w:val="24"/>
+    </w:rPr>
   </w:style>
   <w:style w:customStyle="1" w:styleId="FirstParagraph" w:type="paragraph">
     <w:name w:val="First Paragraph"/>
     <w:basedOn w:val="BodyText"/>
     <w:next w:val="BodyText"/>
     <w:qFormat/>
+    <w:pPr>
+      <w:spacing w:line="276" w:lineRule="auto"/>
+      <w:jc w:val="both"/>
+    </w:pPr>
+    <w:rPr>
+      <w:rFonts w:ascii="Times New Roman" w:eastAsia="Times New Roman" w:hAnsi="Times New Roman"/>
+      <w:color w:val="000000"/>
+      <w:sz w:val="24"/>
+    </w:rPr>
   </w:style>
   <w:style w:customStyle="1" w:styleId="Compact" w:type="paragraph">
     <w:name w:val="Compact"/>
     <w:basedOn w:val="BodyText"/>
     <w:qFormat/>
     <w:pPr>
-      <w:spacing w:after="36" w:before="36"/>
+      <w:spacing w:after="36" w:before="36" w:line="276" w:lineRule="auto"/>
+      <w:jc w:val="both"/>
     </w:pPr>
+    <w:rPr>
+      <w:rFonts w:ascii="Times New Roman" w:eastAsia="Times New Roman" w:hAnsi="Times New Roman"/>
+      <w:color w:val="000000"/>
+      <w:sz w:val="24"/>
+    </w:rPr>
   </w:style>
   <w:style w:styleId="Title" w:type="paragraph">
     <w:name w:val="Title"/>
@@ -12880,15 +12887,15 @@
     <w:pPr>
       <w:keepNext/>
       <w:keepLines/>
-      <w:spacing w:after="240" w:before="480"/>
-      <w:jc w:val="center"/>
+      <w:spacing w:after="240" w:before="480" w:line="276" w:lineRule="auto"/>
+      <w:jc w:val="both"/>
     </w:pPr>
     <w:rPr>
-      <w:rFonts w:asciiTheme="majorHAnsi" w:cstheme="majorBidi" w:eastAsiaTheme="majorEastAsia" w:hAnsiTheme="majorHAnsi"/>
+      <w:rFonts w:ascii="Times New Roman" w:asciiTheme="majorHAnsi" w:cstheme="majorBidi" w:eastAsia="Times New Roman" w:eastAsiaTheme="majorEastAsia" w:hAnsi="Times New Roman" w:hAnsiTheme="majorHAnsi"/>
       <w:b/>
       <w:bCs/>
-      <w:color w:themeColor="accent1" w:themeShade="B5" w:val="345A8A"/>
-      <w:sz w:val="36"/>
+      <w:color w:val="000000"/>
+      <w:sz w:val="24"/>
       <w:szCs w:val="36"/>
     </w:rPr>
   </w:style>
@@ -12900,11 +12907,13 @@
     <w:pPr>
       <w:keepNext/>
       <w:keepLines/>
-      <w:spacing w:after="240" w:before="240"/>
-      <w:jc w:val="center"/>
+      <w:spacing w:after="240" w:before="240" w:line="276" w:lineRule="auto"/>
+      <w:jc w:val="both"/>
     </w:pPr>
     <w:rPr>
-      <w:sz w:val="30"/>
+      <w:rFonts w:ascii="Times New Roman" w:eastAsia="Times New Roman" w:hAnsi="Times New Roman"/>
+      <w:color w:val="000000"/>
+      <w:sz w:val="24"/>
       <w:szCs w:val="30"/>
     </w:rPr>
   </w:style>
@@ -12915,8 +12924,14 @@
     <w:pPr>
       <w:keepNext/>
       <w:keepLines/>
-      <w:jc w:val="center"/>
+      <w:spacing w:line="276" w:lineRule="auto"/>
+      <w:jc w:val="both"/>
     </w:pPr>
+    <w:rPr>
+      <w:rFonts w:ascii="Times New Roman" w:eastAsia="Times New Roman" w:hAnsi="Times New Roman"/>
+      <w:color w:val="000000"/>
+      <w:sz w:val="24"/>
+    </w:rPr>
   </w:style>
   <w:style w:styleId="Date" w:type="paragraph">
     <w:name w:val="Date"/>
@@ -12925,8 +12940,14 @@
     <w:pPr>
       <w:keepNext/>
       <w:keepLines/>
-      <w:jc w:val="center"/>
+      <w:spacing w:line="276" w:lineRule="auto"/>
+      <w:jc w:val="both"/>
     </w:pPr>
+    <w:rPr>
+      <w:rFonts w:ascii="Times New Roman" w:eastAsia="Times New Roman" w:hAnsi="Times New Roman"/>
+      <w:color w:val="000000"/>
+      <w:sz w:val="24"/>
+    </w:rPr>
   </w:style>
   <w:style w:customStyle="1" w:styleId="AbstractTitle" w:type="paragraph">
     <w:name w:val="Abstract Title"/>
@@ -12936,15 +12957,15 @@
     <w:pPr>
       <w:keepNext/>
       <w:keepLines/>
-      <w:jc w:val="center"/>
-      <w:spacing w:after="0" w:before="300"/>
+      <w:jc w:val="both"/>
+      <w:spacing w:after="0" w:before="300" w:line="276" w:lineRule="auto"/>
     </w:pPr>
     <w:rPr>
-      <w:sz w:val="20"/>
+      <w:color w:val="000000"/>
+      <w:sz w:val="24"/>
       <w:szCs w:val="20"/>
+      <w:rFonts w:ascii="Times New Roman" w:eastAsia="Times New Roman" w:hAnsi="Times New Roman"/>
       <w:b/>
-      <w:color w:val="345A8A"/>
-      &gt;
     </w:rPr>
   </w:style>
   <w:style w:customStyle="1" w:styleId="Abstract" w:type="paragraph">
@@ -12955,10 +12976,13 @@
     <w:pPr>
       <w:keepNext/>
       <w:keepLines/>
-      <w:spacing w:after="300" w:before="100"/>
+      <w:spacing w:after="300" w:before="100" w:line="276" w:lineRule="auto"/>
+      <w:jc w:val="both"/>
     </w:pPr>
     <w:rPr>
-      <w:sz w:val="20"/>
+      <w:rFonts w:ascii="Times New Roman" w:eastAsia="Times New Roman" w:hAnsi="Times New Roman"/>
+      <w:color w:val="000000"/>
+      <w:sz w:val="24"/>
       <w:szCs w:val="20"/>
     </w:rPr>
   </w:style>
@@ -12967,8 +12991,15 @@
     <w:basedOn w:val="Normal"/>
     <w:next w:val="Bibliography"/>
     <w:qFormat/>
-    <w:pPr/>
-    <w:rPr/>
+    <w:pPr>
+      <w:spacing w:line="276" w:lineRule="auto"/>
+      <w:jc w:val="both"/>
+    </w:pPr>
+    <w:rPr>
+      <w:rFonts w:ascii="Times New Roman" w:eastAsia="Times New Roman" w:hAnsi="Times New Roman"/>
+      <w:color w:val="000000"/>
+      <w:sz w:val="24"/>
+    </w:rPr>
   </w:style>
   <w:style w:styleId="Heading1" w:type="paragraph">
     <w:name w:val="Heading 1"/>
@@ -12979,15 +13010,16 @@
     <w:pPr>
       <w:keepNext/>
       <w:keepLines/>
-      <w:spacing w:after="0" w:before="480"/>
+      <w:spacing w:after="0" w:before="480" w:line="276" w:lineRule="auto"/>
+      <w:jc w:val="both"/>
       <w:outlineLvl w:val="0"/>
     </w:pPr>
     <w:rPr>
-      <w:rFonts w:asciiTheme="majorHAnsi" w:cstheme="majorBidi" w:eastAsiaTheme="majorEastAsia" w:hAnsiTheme="majorHAnsi"/>
+      <w:rFonts w:ascii="Times New Roman" w:asciiTheme="majorHAnsi" w:cstheme="majorBidi" w:eastAsia="Times New Roman" w:eastAsiaTheme="majorEastAsia" w:hAnsi="Times New Roman" w:hAnsiTheme="majorHAnsi"/>
       <w:b/>
       <w:bCs/>
-      <w:color w:themeColor="accent1" w:val="4F81BD"/>
-      <w:sz w:val="32"/>
+      <w:color w:val="000000"/>
+      <w:sz w:val="24"/>
       <w:szCs w:val="32"/>
     </w:rPr>
   </w:style>
@@ -13001,15 +13033,16 @@
     <w:pPr>
       <w:keepNext/>
       <w:keepLines/>
-      <w:spacing w:after="0" w:before="200"/>
+      <w:spacing w:after="0" w:before="200" w:line="276" w:lineRule="auto"/>
+      <w:jc w:val="both"/>
       <w:outlineLvl w:val="1"/>
     </w:pPr>
     <w:rPr>
-      <w:rFonts w:asciiTheme="majorHAnsi" w:cstheme="majorBidi" w:eastAsiaTheme="majorEastAsia" w:hAnsiTheme="majorHAnsi"/>
+      <w:rFonts w:ascii="Times New Roman" w:asciiTheme="majorHAnsi" w:cstheme="majorBidi" w:eastAsia="Times New Roman" w:eastAsiaTheme="majorEastAsia" w:hAnsi="Times New Roman" w:hAnsiTheme="majorHAnsi"/>
       <w:b/>
       <w:bCs/>
-      <w:color w:themeColor="accent1" w:val="4F81BD"/>
-      <w:sz w:val="28"/>
+      <w:color w:val="000000"/>
+      <w:sz w:val="24"/>
       <w:szCs w:val="28"/>
     </w:rPr>
   </w:style>
@@ -13023,14 +13056,15 @@
     <w:pPr>
       <w:keepNext/>
       <w:keepLines/>
-      <w:spacing w:after="0" w:before="200"/>
+      <w:spacing w:after="0" w:before="200" w:line="276" w:lineRule="auto"/>
+      <w:jc w:val="both"/>
       <w:outlineLvl w:val="2"/>
     </w:pPr>
     <w:rPr>
-      <w:rFonts w:asciiTheme="majorHAnsi" w:cstheme="majorBidi" w:eastAsiaTheme="majorEastAsia" w:hAnsiTheme="majorHAnsi"/>
+      <w:rFonts w:ascii="Times New Roman" w:asciiTheme="majorHAnsi" w:cstheme="majorBidi" w:eastAsia="Times New Roman" w:eastAsiaTheme="majorEastAsia" w:hAnsi="Times New Roman" w:hAnsiTheme="majorHAnsi"/>
       <w:b/>
       <w:bCs/>
-      <w:color w:themeColor="accent1" w:val="4F81BD"/>
+      <w:color w:val="000000"/>
       <w:sz w:val="24"/>
       <w:szCs w:val="24"/>
     </w:rPr>
@@ -13045,14 +13079,15 @@
     <w:pPr>
       <w:keepNext/>
       <w:keepLines/>
-      <w:spacing w:after="0" w:before="200"/>
+      <w:spacing w:after="0" w:before="200" w:line="276" w:lineRule="auto"/>
+      <w:jc w:val="both"/>
       <w:outlineLvl w:val="3"/>
     </w:pPr>
     <w:rPr>
-      <w:rFonts w:asciiTheme="majorHAnsi" w:cstheme="majorBidi" w:eastAsiaTheme="majorEastAsia" w:hAnsiTheme="majorHAnsi"/>
+      <w:rFonts w:ascii="Times New Roman" w:asciiTheme="majorHAnsi" w:cstheme="majorBidi" w:eastAsia="Times New Roman" w:eastAsiaTheme="majorEastAsia" w:hAnsi="Times New Roman" w:hAnsiTheme="majorHAnsi"/>
       <w:i/>
       <w:bCs/>
-      <w:color w:themeColor="accent1" w:val="4F81BD"/>
+      <w:color w:val="000000"/>
       <w:sz w:val="24"/>
       <w:szCs w:val="24"/>
     </w:rPr>
@@ -13067,13 +13102,14 @@
     <w:pPr>
       <w:keepNext/>
       <w:keepLines/>
-      <w:spacing w:after="0" w:before="200"/>
+      <w:spacing w:after="0" w:before="200" w:line="276" w:lineRule="auto"/>
+      <w:jc w:val="both"/>
       <w:outlineLvl w:val="4"/>
     </w:pPr>
     <w:rPr>
-      <w:rFonts w:asciiTheme="majorHAnsi" w:cstheme="majorBidi" w:eastAsiaTheme="majorEastAsia" w:hAnsiTheme="majorHAnsi"/>
+      <w:rFonts w:ascii="Times New Roman" w:asciiTheme="majorHAnsi" w:cstheme="majorBidi" w:eastAsia="Times New Roman" w:eastAsiaTheme="majorEastAsia" w:hAnsi="Times New Roman" w:hAnsiTheme="majorHAnsi"/>
       <w:iCs/>
-      <w:color w:themeColor="accent1" w:val="4F81BD"/>
+      <w:color w:val="000000"/>
       <w:sz w:val="24"/>
       <w:szCs w:val="24"/>
     </w:rPr>
@@ -13088,12 +13124,13 @@
     <w:pPr>
       <w:keepNext/>
       <w:keepLines/>
-      <w:spacing w:after="0" w:before="200"/>
+      <w:spacing w:after="0" w:before="200" w:line="276" w:lineRule="auto"/>
+      <w:jc w:val="both"/>
       <w:outlineLvl w:val="5"/>
     </w:pPr>
     <w:rPr>
-      <w:rFonts w:asciiTheme="majorHAnsi" w:cstheme="majorBidi" w:eastAsiaTheme="majorEastAsia" w:hAnsiTheme="majorHAnsi"/>
-      <w:color w:themeColor="accent1" w:val="4F81BD"/>
+      <w:rFonts w:ascii="Times New Roman" w:asciiTheme="majorHAnsi" w:cstheme="majorBidi" w:eastAsia="Times New Roman" w:eastAsiaTheme="majorEastAsia" w:hAnsi="Times New Roman" w:hAnsiTheme="majorHAnsi"/>
+      <w:color w:val="000000"/>
       <w:sz w:val="24"/>
       <w:szCs w:val="24"/>
     </w:rPr>
@@ -13108,12 +13145,13 @@
     <w:pPr>
       <w:keepNext/>
       <w:keepLines/>
-      <w:spacing w:after="0" w:before="200"/>
+      <w:spacing w:after="0" w:before="200" w:line="276" w:lineRule="auto"/>
+      <w:jc w:val="both"/>
       <w:outlineLvl w:val="6"/>
     </w:pPr>
     <w:rPr>
-      <w:rFonts w:asciiTheme="majorHAnsi" w:cstheme="majorBidi" w:eastAsiaTheme="majorEastAsia" w:hAnsiTheme="majorHAnsi"/>
-      <w:color w:themeColor="accent1" w:val="4F81BD"/>
+      <w:rFonts w:ascii="Times New Roman" w:asciiTheme="majorHAnsi" w:cstheme="majorBidi" w:eastAsia="Times New Roman" w:eastAsiaTheme="majorEastAsia" w:hAnsi="Times New Roman" w:hAnsiTheme="majorHAnsi"/>
+      <w:color w:val="000000"/>
       <w:sz w:val="24"/>
       <w:szCs w:val="24"/>
     </w:rPr>
@@ -13128,12 +13166,13 @@
     <w:pPr>
       <w:keepNext/>
       <w:keepLines/>
-      <w:spacing w:after="0" w:before="200"/>
+      <w:spacing w:after="0" w:before="200" w:line="276" w:lineRule="auto"/>
+      <w:jc w:val="both"/>
       <w:outlineLvl w:val="7"/>
     </w:pPr>
     <w:rPr>
-      <w:rFonts w:asciiTheme="majorHAnsi" w:cstheme="majorBidi" w:eastAsiaTheme="majorEastAsia" w:hAnsiTheme="majorHAnsi"/>
-      <w:color w:themeColor="accent1" w:val="4F81BD"/>
+      <w:rFonts w:ascii="Times New Roman" w:asciiTheme="majorHAnsi" w:cstheme="majorBidi" w:eastAsia="Times New Roman" w:eastAsiaTheme="majorEastAsia" w:hAnsi="Times New Roman" w:hAnsiTheme="majorHAnsi"/>
+      <w:color w:val="000000"/>
       <w:sz w:val="24"/>
       <w:szCs w:val="24"/>
     </w:rPr>
@@ -13148,12 +13187,13 @@
     <w:pPr>
       <w:keepNext/>
       <w:keepLines/>
-      <w:spacing w:after="0" w:before="200"/>
+      <w:spacing w:after="0" w:before="200" w:line="276" w:lineRule="auto"/>
+      <w:jc w:val="both"/>
       <w:outlineLvl w:val="8"/>
     </w:pPr>
     <w:rPr>
-      <w:rFonts w:asciiTheme="majorHAnsi" w:cstheme="majorBidi" w:eastAsiaTheme="majorEastAsia" w:hAnsiTheme="majorHAnsi"/>
-      <w:color w:themeColor="accent1" w:val="4F81BD"/>
+      <w:rFonts w:ascii="Times New Roman" w:asciiTheme="majorHAnsi" w:cstheme="majorBidi" w:eastAsia="Times New Roman" w:eastAsiaTheme="majorEastAsia" w:hAnsi="Times New Roman" w:hAnsiTheme="majorHAnsi"/>
+      <w:color w:val="000000"/>
       <w:sz w:val="24"/>
       <w:szCs w:val="24"/>
     </w:rPr>
@@ -13166,9 +13206,15 @@
     <w:unhideWhenUsed/>
     <w:qFormat/>
     <w:pPr>
-      <w:spacing w:after="100" w:before="100"/>
+      <w:spacing w:after="100" w:before="100" w:line="276" w:lineRule="auto"/>
       <w:ind w:firstLine="0" w:left="480" w:right="480"/>
+      <w:jc w:val="both"/>
     </w:pPr>
+    <w:rPr>
+      <w:rFonts w:ascii="Times New Roman" w:eastAsia="Times New Roman" w:hAnsi="Times New Roman"/>
+      <w:color w:val="000000"/>
+      <w:sz w:val="24"/>
+    </w:rPr>
   </w:style>
   <w:style w:styleId="FootnoteText" w:type="paragraph">
     <w:name w:val="Footnote Text"/>
@@ -13177,11 +13223,25 @@
     <w:uiPriority w:val="9"/>
     <w:unhideWhenUsed/>
     <w:qFormat/>
+    <w:pPr>
+      <w:spacing w:line="276" w:lineRule="auto"/>
+      <w:jc w:val="both"/>
+    </w:pPr>
+    <w:rPr>
+      <w:rFonts w:ascii="Times New Roman" w:eastAsia="Times New Roman" w:hAnsi="Times New Roman"/>
+      <w:color w:val="000000"/>
+      <w:sz w:val="24"/>
+    </w:rPr>
   </w:style>
   <w:style w:default="1" w:styleId="DefaultParagraphFont" w:type="character">
     <w:name w:val="Default Paragraph Font"/>
     <w:semiHidden/>
     <w:unhideWhenUsed/>
+    <w:rPr>
+      <w:rFonts w:ascii="Times New Roman" w:eastAsia="Times New Roman" w:hAnsi="Times New Roman"/>
+      <w:color w:val="000000"/>
+      <w:sz w:val="24"/>
+    </w:rPr>
   </w:style>
   <w:style w:default="1" w:styleId="Table" w:type="table">
     <w:name w:val="Table"/>
@@ -13189,6 +13249,15 @@
     <w:semiHidden/>
     <w:unhideWhenUsed/>
     <w:qFormat/>
+    <w:pPr>
+      <w:spacing w:line="276" w:lineRule="auto"/>
+      <w:jc w:val="both"/>
+    </w:pPr>
+    <w:rPr>
+      <w:rFonts w:ascii="Times New Roman" w:eastAsia="Times New Roman" w:hAnsi="Times New Roman"/>
+      <w:color w:val="000000"/>
+      <w:sz w:val="24"/>
+    </w:rPr>
     <w:tblPr>
       <w:tblInd w:type="dxa" w:w="0"/>
       <w:tblCellMar>
@@ -13221,25 +13290,42 @@
     <w:pPr>
       <w:keepNext/>
       <w:keepLines/>
-      <w:spacing w:after="0"/>
+      <w:spacing w:after="0" w:line="276" w:lineRule="auto"/>
+      <w:jc w:val="both"/>
     </w:pPr>
     <w:rPr>
+      <w:rFonts w:ascii="Times New Roman" w:eastAsia="Times New Roman" w:hAnsi="Times New Roman"/>
       <w:b/>
+      <w:color w:val="000000"/>
+      <w:sz w:val="24"/>
     </w:rPr>
   </w:style>
   <w:style w:customStyle="1" w:styleId="Definition" w:type="paragraph">
     <w:name w:val="Definition"/>
     <w:basedOn w:val="Normal"/>
+    <w:pPr>
+      <w:spacing w:line="276" w:lineRule="auto"/>
+      <w:jc w:val="both"/>
+    </w:pPr>
+    <w:rPr>
+      <w:rFonts w:ascii="Times New Roman" w:eastAsia="Times New Roman" w:hAnsi="Times New Roman"/>
+      <w:color w:val="000000"/>
+      <w:sz w:val="24"/>
+    </w:rPr>
   </w:style>
   <w:style w:styleId="Caption" w:type="paragraph">
     <w:name w:val="Caption"/>
     <w:basedOn w:val="Normal"/>
     <w:link w:val="BodyTextChar"/>
     <w:pPr>
-      <w:spacing w:after="120" w:before="0"/>
+      <w:spacing w:after="120" w:before="0" w:line="276" w:lineRule="auto"/>
+      <w:jc w:val="both"/>
     </w:pPr>
     <w:rPr>
+      <w:rFonts w:ascii="Times New Roman" w:eastAsia="Times New Roman" w:hAnsi="Times New Roman"/>
       <w:i/>
+      <w:color w:val="000000"/>
+      <w:sz w:val="24"/>
     </w:rPr>
   </w:style>
   <w:style w:customStyle="1" w:styleId="TableCaption" w:type="paragraph">
@@ -13247,44 +13333,90 @@
     <w:basedOn w:val="Caption"/>
     <w:pPr>
       <w:keepNext/>
+      <w:spacing w:line="276" w:lineRule="auto"/>
+      <w:jc w:val="both"/>
     </w:pPr>
+    <w:rPr>
+      <w:rFonts w:ascii="Times New Roman" w:eastAsia="Times New Roman" w:hAnsi="Times New Roman"/>
+      <w:color w:val="000000"/>
+      <w:sz w:val="24"/>
+    </w:rPr>
   </w:style>
   <w:style w:customStyle="1" w:styleId="ImageCaption" w:type="paragraph">
     <w:name w:val="Image Caption"/>
     <w:basedOn w:val="Caption"/>
+    <w:pPr>
+      <w:spacing w:line="276" w:lineRule="auto"/>
+      <w:jc w:val="both"/>
+    </w:pPr>
+    <w:rPr>
+      <w:rFonts w:ascii="Times New Roman" w:eastAsia="Times New Roman" w:hAnsi="Times New Roman"/>
+      <w:color w:val="000000"/>
+      <w:sz w:val="24"/>
+    </w:rPr>
   </w:style>
   <w:style w:customStyle="1" w:styleId="Figure" w:type="paragraph">
     <w:name w:val="Figure"/>
     <w:basedOn w:val="Normal"/>
+    <w:pPr>
+      <w:spacing w:line="276" w:lineRule="auto"/>
+      <w:jc w:val="both"/>
+    </w:pPr>
+    <w:rPr>
+      <w:rFonts w:ascii="Times New Roman" w:eastAsia="Times New Roman" w:hAnsi="Times New Roman"/>
+      <w:color w:val="000000"/>
+      <w:sz w:val="24"/>
+    </w:rPr>
   </w:style>
   <w:style w:customStyle="1" w:styleId="CaptionedFigure" w:type="paragraph">
     <w:name w:val="Captioned Figure"/>
     <w:basedOn w:val="Figure"/>
     <w:pPr>
       <w:keepNext/>
+      <w:spacing w:line="276" w:lineRule="auto"/>
+      <w:jc w:val="both"/>
     </w:pPr>
+    <w:rPr>
+      <w:rFonts w:ascii="Times New Roman" w:eastAsia="Times New Roman" w:hAnsi="Times New Roman"/>
+      <w:color w:val="000000"/>
+      <w:sz w:val="24"/>
+    </w:rPr>
   </w:style>
   <w:style w:customStyle="1" w:styleId="BodyTextChar" w:type="character">
     <w:name w:val="Body Text Char"/>
     <w:basedOn w:val="DefaultParagraphFont"/>
     <w:link w:val="BodyText"/>
+    <w:rPr>
+      <w:rFonts w:ascii="Times New Roman" w:eastAsia="Times New Roman" w:hAnsi="Times New Roman"/>
+      <w:color w:val="000000"/>
+      <w:sz w:val="24"/>
+    </w:rPr>
   </w:style>
   <w:style w:customStyle="1" w:styleId="VerbatimChar" w:type="character">
     <w:name w:val="Verbatim Char"/>
     <w:basedOn w:val="BodyTextChar"/>
     <w:rPr>
-      <w:rFonts w:ascii="Consolas" w:hAnsi="Consolas"/>
-      <w:sz w:val="22"/>
+      <w:rFonts w:ascii="Times New Roman" w:eastAsia="Times New Roman" w:hAnsi="Times New Roman"/>
+      <w:color w:val="000000"/>
+      <w:sz w:val="24"/>
     </w:rPr>
   </w:style>
   <w:style w:customStyle="1" w:styleId="SectionNumber" w:type="character">
     <w:name w:val="Section Number"/>
     <w:basedOn w:val="BodyTextChar"/>
+    <w:rPr>
+      <w:rFonts w:ascii="Times New Roman" w:eastAsia="Times New Roman" w:hAnsi="Times New Roman"/>
+      <w:color w:val="000000"/>
+      <w:sz w:val="24"/>
+    </w:rPr>
   </w:style>
   <w:style w:styleId="FootnoteReference" w:type="character">
     <w:name w:val="Footnote Reference"/>
     <w:basedOn w:val="BodyTextChar"/>
     <w:rPr>
+      <w:rFonts w:ascii="Times New Roman" w:eastAsia="Times New Roman" w:hAnsi="Times New Roman"/>
+      <w:color w:val="000000"/>
+      <w:sz w:val="24"/>
       <w:vertAlign w:val="superscript"/>
     </w:rPr>
   </w:style>
@@ -13292,7 +13424,9 @@
     <w:name w:val="Hyperlink"/>
     <w:basedOn w:val="BodyTextChar"/>
     <w:rPr>
-      <w:color w:themeColor="accent1" w:val="4F81BD"/>
+      <w:rFonts w:ascii="Times New Roman" w:eastAsia="Times New Roman" w:hAnsi="Times New Roman"/>
+      <w:color w:val="000000"/>
+      <w:sz w:val="24"/>
     </w:rPr>
   </w:style>
   <w:style w:styleId="TOCHeading" w:type="paragraph">
@@ -13303,14 +13437,16 @@
     <w:unhideWhenUsed/>
     <w:qFormat/>
     <w:pPr>
-      <w:spacing w:before="240" w:line="259" w:lineRule="auto"/>
+      <w:spacing w:before="240" w:line="276" w:lineRule="auto"/>
+      <w:jc w:val="both"/>
       <w:outlineLvl w:val="9"/>
     </w:pPr>
     <w:rPr>
-      <w:rFonts w:asciiTheme="majorHAnsi" w:cstheme="majorBidi" w:eastAsiaTheme="majorEastAsia" w:hAnsiTheme="majorHAnsi"/>
+      <w:rFonts w:ascii="Times New Roman" w:asciiTheme="majorHAnsi" w:cstheme="majorBidi" w:eastAsia="Times New Roman" w:eastAsiaTheme="majorEastAsia" w:hAnsi="Times New Roman" w:hAnsiTheme="majorHAnsi"/>
       <w:b w:val="0"/>
       <w:bCs w:val="0"/>
-      <w:color w:themeColor="accent1" w:themeShade="BF" w:val="365F91"/>
+      <w:color w:val="000000"/>
+      <w:sz w:val="24"/>
     </w:rPr>
   </w:style>
   <w:style w:type="paragraph" w:customStyle="1" w:styleId="SourceCode">
